--- a/Coding 1 - year/Unit 2 - Variables, Data Types & Expressions/Daily Lesson Plans/Word/Day 35.docx
+++ b/Coding 1 - year/Unit 2 - Variables, Data Types & Expressions/Daily Lesson Plans/Word/Day 35.docx
@@ -50,12 +50,15 @@
               </w:rPr>
               <w:t xml:space="preserve">Coding I — Full Year</w:t>
             </w:r>
-          </w:p>
-          <w:p>
-            <w:pPr>
-              <w:spacing w:before="40"/>
-              <w:jc w:val="center"/>
-            </w:pPr>
+            <w:r>
+              <w:rPr>
+                <w:rFonts w:ascii="Arial" w:cs="Arial" w:eastAsia="Arial" w:hAnsi="Arial"/>
+                <w:sz w:val="16"/>
+                <w:szCs w:val="16"/>
+              </w:rPr>
+              <w:br/>
+              <w:t xml:space="preserve"/>
+            </w:r>
             <w:r>
               <w:rPr>
                 <w:rFonts w:ascii="Arial" w:cs="Arial" w:eastAsia="Arial" w:hAnsi="Arial"/>
@@ -83,7 +86,7 @@
           <w:rFonts w:ascii="Arial" w:cs="Arial" w:eastAsia="Arial" w:hAnsi="Arial"/>
           <w:b/>
           <w:bCs/>
-          <w:color w:val="1F3864"/>
+          <w:color w:val="2B5797"/>
           <w:sz w:val="32"/>
           <w:szCs w:val="32"/>
         </w:rPr>
@@ -261,9 +264,9 @@
               <w:right w:val="single" w:color="CCCCCC" w:sz="1"/>
             </w:tcBorders>
             <w:tcMar>
-              <w:top w:type="dxa" w:w="60"/>
+              <w:top w:type="dxa" w:w="80"/>
               <w:left w:type="dxa" w:w="120"/>
-              <w:bottom w:type="dxa" w:w="60"/>
+              <w:bottom w:type="dxa" w:w="80"/>
               <w:right w:type="dxa" w:w="120"/>
             </w:tcMar>
           </w:tcPr>
@@ -290,20 +293,147 @@
               <w:right w:val="single" w:color="CCCCCC" w:sz="1"/>
             </w:tcBorders>
             <w:tcMar>
-              <w:top w:type="dxa" w:w="60"/>
+              <w:top w:type="dxa" w:w="80"/>
               <w:left w:type="dxa" w:w="120"/>
-              <w:bottom w:type="dxa" w:w="60"/>
+              <w:bottom w:type="dxa" w:w="80"/>
               <w:right w:type="dxa" w:w="120"/>
             </w:tcMar>
           </w:tcPr>
           <w:p>
-            <w:r>
-              <w:rPr>
-                <w:rFonts w:ascii="Arial" w:cs="Arial" w:eastAsia="Arial" w:hAnsi="Arial"/>
-                <w:sz w:val="20"/>
-                <w:szCs w:val="20"/>
+            <w:pPr>
+              <w:spacing w:after="80" w:before="80"/>
+            </w:pPr>
+            <w:r>
+              <w:rPr>
+                <w:rFonts w:ascii="Arial" w:cs="Arial" w:eastAsia="Arial" w:hAnsi="Arial"/>
+                <w:b/>
+                <w:bCs/>
+                <w:i w:val="false"/>
+                <w:iCs w:val="false"/>
+                <w:color w:val="000000"/>
+                <w:sz w:val="22"/>
+                <w:szCs w:val="22"/>
               </w:rPr>
               <w:t xml:space="preserve">Bell Ringer / Review</w:t>
+            </w:r>
+            <w:r>
+              <w:rPr>
+                <w:rFonts w:ascii="Arial" w:cs="Arial" w:eastAsia="Arial" w:hAnsi="Arial"/>
+                <w:sz w:val="20"/>
+                <w:szCs w:val="20"/>
+              </w:rPr>
+              <w:br/>
+              <w:t xml:space="preserve"/>
+            </w:r>
+            <w:r>
+              <w:rPr>
+                <w:rFonts w:ascii="Arial" w:cs="Arial" w:eastAsia="Arial" w:hAnsi="Arial"/>
+                <w:sz w:val="20"/>
+                <w:szCs w:val="20"/>
+              </w:rPr>
+              <w:br/>
+              <w:t xml:space="preserve"/>
+            </w:r>
+            <w:r>
+              <w:rPr>
+                <w:rFonts w:ascii="Arial" w:cs="Arial" w:eastAsia="Arial" w:hAnsi="Arial"/>
+                <w:b/>
+                <w:bCs/>
+                <w:i w:val="false"/>
+                <w:iCs w:val="false"/>
+                <w:color w:val="000000"/>
+                <w:sz w:val="20"/>
+                <w:szCs w:val="20"/>
+              </w:rPr>
+              <w:t xml:space="preserve">Quick Write </w:t>
+            </w:r>
+            <w:r>
+              <w:rPr>
+                <w:rFonts w:ascii="Arial" w:cs="Arial" w:eastAsia="Arial" w:hAnsi="Arial"/>
+                <w:b w:val="false"/>
+                <w:bCs w:val="false"/>
+                <w:i w:val="false"/>
+                <w:iCs w:val="false"/>
+                <w:color w:val="000000"/>
+                <w:sz w:val="20"/>
+                <w:szCs w:val="20"/>
+              </w:rPr>
+              <w:t xml:space="preserve">(3 min — written or verbal):</w:t>
+            </w:r>
+            <w:r>
+              <w:rPr>
+                <w:rFonts w:ascii="Arial" w:cs="Arial" w:eastAsia="Arial" w:hAnsi="Arial"/>
+                <w:sz w:val="20"/>
+                <w:szCs w:val="20"/>
+              </w:rPr>
+              <w:br/>
+              <w:t xml:space="preserve"/>
+            </w:r>
+            <w:r>
+              <w:rPr>
+                <w:rFonts w:ascii="Arial" w:cs="Arial" w:eastAsia="Arial" w:hAnsi="Arial"/>
+                <w:b w:val="false"/>
+                <w:bCs w:val="false"/>
+                <w:i w:val="false"/>
+                <w:iCs w:val="false"/>
+                <w:color w:val="000000"/>
+                <w:sz w:val="20"/>
+                <w:szCs w:val="20"/>
+              </w:rPr>
+              <w:t xml:space="preserve">    What do you already know about how to build complete, professional programs combining all Unit 2 concepts to solve real-world problems?</w:t>
+            </w:r>
+            <w:r>
+              <w:rPr>
+                <w:rFonts w:ascii="Arial" w:cs="Arial" w:eastAsia="Arial" w:hAnsi="Arial"/>
+                <w:sz w:val="20"/>
+                <w:szCs w:val="20"/>
+              </w:rPr>
+              <w:br/>
+              <w:t xml:space="preserve"/>
+            </w:r>
+            <w:r>
+              <w:rPr>
+                <w:rFonts w:ascii="Arial" w:cs="Arial" w:eastAsia="Arial" w:hAnsi="Arial"/>
+                <w:sz w:val="20"/>
+                <w:szCs w:val="20"/>
+              </w:rPr>
+              <w:br/>
+              <w:t xml:space="preserve"/>
+            </w:r>
+            <w:r>
+              <w:rPr>
+                <w:rFonts w:ascii="Arial" w:cs="Arial" w:eastAsia="Arial" w:hAnsi="Arial"/>
+                <w:b w:val="false"/>
+                <w:bCs w:val="false"/>
+                <w:i/>
+                <w:iCs/>
+                <w:color w:val="444444"/>
+                <w:sz w:val="20"/>
+                <w:szCs w:val="20"/>
+              </w:rPr>
+              <w:t xml:space="preserve">Today's Goal: By the end of class you will be able to build complete, professional programs combining all Unit 2 concepts to solve real-world problems.</w:t>
+            </w:r>
+            <w:r>
+              <w:rPr>
+                <w:rFonts w:ascii="Arial" w:cs="Arial" w:eastAsia="Arial" w:hAnsi="Arial"/>
+                <w:sz w:val="20"/>
+                <w:szCs w:val="20"/>
+              </w:rPr>
+              <w:br/>
+              <w:t xml:space="preserve"/>
+            </w:r>
+            <w:r>
+              <w:rPr>
+                <w:rFonts w:ascii="Arial" w:cs="Arial" w:eastAsia="Arial" w:hAnsi="Arial"/>
+                <w:b w:val="false"/>
+                <w:bCs w:val="false"/>
+                <w:i/>
+                <w:iCs/>
+                <w:color w:val="555555"/>
+                <w:sz w:val="20"/>
+                <w:szCs w:val="20"/>
+              </w:rPr>
+              <w:t xml:space="preserve">→ Pair-share your response, then 2–3 students share with the class.</w:t>
             </w:r>
           </w:p>
         </w:tc>
@@ -319,9 +449,9 @@
               <w:right w:val="single" w:color="CCCCCC" w:sz="1"/>
             </w:tcBorders>
             <w:tcMar>
-              <w:top w:type="dxa" w:w="60"/>
+              <w:top w:type="dxa" w:w="80"/>
               <w:left w:type="dxa" w:w="120"/>
-              <w:bottom w:type="dxa" w:w="60"/>
+              <w:bottom w:type="dxa" w:w="80"/>
               <w:right w:type="dxa" w:w="120"/>
             </w:tcMar>
           </w:tcPr>
@@ -348,20 +478,358 @@
               <w:right w:val="single" w:color="CCCCCC" w:sz="1"/>
             </w:tcBorders>
             <w:tcMar>
-              <w:top w:type="dxa" w:w="60"/>
+              <w:top w:type="dxa" w:w="80"/>
               <w:left w:type="dxa" w:w="120"/>
-              <w:bottom w:type="dxa" w:w="60"/>
+              <w:bottom w:type="dxa" w:w="80"/>
               <w:right w:type="dxa" w:w="120"/>
             </w:tcMar>
           </w:tcPr>
           <w:p>
-            <w:r>
-              <w:rPr>
-                <w:rFonts w:ascii="Arial" w:cs="Arial" w:eastAsia="Arial" w:hAnsi="Arial"/>
-                <w:sz w:val="20"/>
-                <w:szCs w:val="20"/>
-              </w:rPr>
-              <w:t xml:space="preserve">Mini Lesson: Practice Lab — Payroll Calculator &amp; BMI Calculator</w:t>
+            <w:pPr>
+              <w:spacing w:after="80" w:before="80"/>
+            </w:pPr>
+            <w:r>
+              <w:rPr>
+                <w:rFonts w:ascii="Arial" w:cs="Arial" w:eastAsia="Arial" w:hAnsi="Arial"/>
+                <w:b/>
+                <w:bCs/>
+                <w:i w:val="false"/>
+                <w:iCs w:val="false"/>
+                <w:color w:val="000000"/>
+                <w:sz w:val="22"/>
+                <w:szCs w:val="22"/>
+              </w:rPr>
+              <w:t xml:space="preserve">Mini Lesson: </w:t>
+            </w:r>
+            <w:r>
+              <w:rPr>
+                <w:rFonts w:ascii="Arial" w:cs="Arial" w:eastAsia="Arial" w:hAnsi="Arial"/>
+                <w:b w:val="false"/>
+                <w:bCs w:val="false"/>
+                <w:i w:val="false"/>
+                <w:iCs w:val="false"/>
+                <w:color w:val="000000"/>
+                <w:sz w:val="22"/>
+                <w:szCs w:val="22"/>
+              </w:rPr>
+              <w:t xml:space="preserve">Practice Lab — Payroll Calculator &amp; BMI Calculator</w:t>
+            </w:r>
+            <w:r>
+              <w:rPr>
+                <w:rFonts w:ascii="Arial" w:cs="Arial" w:eastAsia="Arial" w:hAnsi="Arial"/>
+                <w:sz w:val="20"/>
+                <w:szCs w:val="20"/>
+              </w:rPr>
+              <w:br/>
+              <w:t xml:space="preserve"/>
+            </w:r>
+            <w:r>
+              <w:rPr>
+                <w:rFonts w:ascii="Arial" w:cs="Arial" w:eastAsia="Arial" w:hAnsi="Arial"/>
+                <w:sz w:val="20"/>
+                <w:szCs w:val="20"/>
+              </w:rPr>
+              <w:br/>
+              <w:t xml:space="preserve"/>
+            </w:r>
+            <w:r>
+              <w:rPr>
+                <w:rFonts w:ascii="Arial" w:cs="Arial" w:eastAsia="Arial" w:hAnsi="Arial"/>
+                <w:b/>
+                <w:bCs/>
+                <w:i/>
+                <w:iCs/>
+                <w:color w:val="000000"/>
+                <w:sz w:val="20"/>
+                <w:szCs w:val="20"/>
+              </w:rPr>
+              <w:t xml:space="preserve">Learning Target: </w:t>
+            </w:r>
+            <w:r>
+              <w:rPr>
+                <w:rFonts w:ascii="Arial" w:cs="Arial" w:eastAsia="Arial" w:hAnsi="Arial"/>
+                <w:b w:val="false"/>
+                <w:bCs w:val="false"/>
+                <w:i/>
+                <w:iCs/>
+                <w:color w:val="333333"/>
+                <w:sz w:val="20"/>
+                <w:szCs w:val="20"/>
+              </w:rPr>
+              <w:t xml:space="preserve">I can build complete, professional programs combining all Unit 2 concepts to solve real-world problems.</w:t>
+            </w:r>
+            <w:r>
+              <w:rPr>
+                <w:rFonts w:ascii="Arial" w:cs="Arial" w:eastAsia="Arial" w:hAnsi="Arial"/>
+                <w:sz w:val="20"/>
+                <w:szCs w:val="20"/>
+              </w:rPr>
+              <w:br/>
+              <w:t xml:space="preserve"/>
+            </w:r>
+            <w:r>
+              <w:rPr>
+                <w:rFonts w:ascii="Arial" w:cs="Arial" w:eastAsia="Arial" w:hAnsi="Arial"/>
+                <w:sz w:val="20"/>
+                <w:szCs w:val="20"/>
+              </w:rPr>
+              <w:br/>
+              <w:t xml:space="preserve"/>
+            </w:r>
+            <w:r>
+              <w:rPr>
+                <w:rFonts w:ascii="Arial" w:cs="Arial" w:eastAsia="Arial" w:hAnsi="Arial"/>
+                <w:b w:val="false"/>
+                <w:bCs w:val="false"/>
+                <w:i w:val="false"/>
+                <w:iCs w:val="false"/>
+                <w:color w:val="000000"/>
+                <w:sz w:val="20"/>
+                <w:szCs w:val="20"/>
+              </w:rPr>
+              <w:t xml:space="preserve">This lab integrates Days 31–34 and represents the pinnacle of Week 7 work:</w:t>
+            </w:r>
+            <w:r>
+              <w:rPr>
+                <w:rFonts w:ascii="Arial" w:cs="Arial" w:eastAsia="Arial" w:hAnsi="Arial"/>
+                <w:sz w:val="20"/>
+                <w:szCs w:val="20"/>
+              </w:rPr>
+              <w:br/>
+              <w:t xml:space="preserve"/>
+            </w:r>
+            <w:r>
+              <w:rPr>
+                <w:rFonts w:ascii="Arial" w:cs="Arial" w:eastAsia="Arial" w:hAnsi="Arial"/>
+                <w:sz w:val="20"/>
+                <w:szCs w:val="20"/>
+              </w:rPr>
+              <w:br/>
+              <w:t xml:space="preserve"/>
+            </w:r>
+            <w:r>
+              <w:rPr>
+                <w:rFonts w:ascii="Arial" w:cs="Arial" w:eastAsia="Arial" w:hAnsi="Arial"/>
+                <w:b/>
+                <w:bCs/>
+                <w:i w:val="false"/>
+                <w:iCs w:val="false"/>
+                <w:color w:val="000000"/>
+                <w:sz w:val="20"/>
+                <w:szCs w:val="20"/>
+              </w:rPr>
+              <w:t xml:space="preserve">Key Concepts:</w:t>
+            </w:r>
+            <w:r>
+              <w:rPr>
+                <w:rFonts w:ascii="Arial" w:cs="Arial" w:eastAsia="Arial" w:hAnsi="Arial"/>
+                <w:sz w:val="20"/>
+                <w:szCs w:val="20"/>
+              </w:rPr>
+              <w:br/>
+              <w:t xml:space="preserve"/>
+            </w:r>
+            <w:r>
+              <w:rPr>
+                <w:rFonts w:ascii="Arial" w:cs="Arial" w:eastAsia="Arial" w:hAnsi="Arial"/>
+                <w:b w:val="false"/>
+                <w:bCs w:val="false"/>
+                <w:i w:val="false"/>
+                <w:iCs w:val="false"/>
+                <w:color w:val="000000"/>
+                <w:sz w:val="20"/>
+                <w:szCs w:val="20"/>
+              </w:rPr>
+              <w:t xml:space="preserve">    • Complex multi-step calculations</w:t>
+            </w:r>
+            <w:r>
+              <w:rPr>
+                <w:rFonts w:ascii="Arial" w:cs="Arial" w:eastAsia="Arial" w:hAnsi="Arial"/>
+                <w:sz w:val="20"/>
+                <w:szCs w:val="20"/>
+              </w:rPr>
+              <w:br/>
+              <w:t xml:space="preserve"/>
+            </w:r>
+            <w:r>
+              <w:rPr>
+                <w:rFonts w:ascii="Arial" w:cs="Arial" w:eastAsia="Arial" w:hAnsi="Arial"/>
+                <w:b w:val="false"/>
+                <w:bCs w:val="false"/>
+                <w:i w:val="false"/>
+                <w:iCs w:val="false"/>
+                <w:color w:val="000000"/>
+                <w:sz w:val="20"/>
+                <w:szCs w:val="20"/>
+              </w:rPr>
+              <w:t xml:space="preserve">    • Professional output formatting</w:t>
+            </w:r>
+            <w:r>
+              <w:rPr>
+                <w:rFonts w:ascii="Arial" w:cs="Arial" w:eastAsia="Arial" w:hAnsi="Arial"/>
+                <w:sz w:val="20"/>
+                <w:szCs w:val="20"/>
+              </w:rPr>
+              <w:br/>
+              <w:t xml:space="preserve"/>
+            </w:r>
+            <w:r>
+              <w:rPr>
+                <w:rFonts w:ascii="Arial" w:cs="Arial" w:eastAsia="Arial" w:hAnsi="Arial"/>
+                <w:b w:val="false"/>
+                <w:bCs w:val="false"/>
+                <w:i w:val="false"/>
+                <w:iCs w:val="false"/>
+                <w:color w:val="000000"/>
+                <w:sz w:val="20"/>
+                <w:szCs w:val="20"/>
+              </w:rPr>
+              <w:t xml:space="preserve">    • Type conversion and error handling (basic)</w:t>
+            </w:r>
+            <w:r>
+              <w:rPr>
+                <w:rFonts w:ascii="Arial" w:cs="Arial" w:eastAsia="Arial" w:hAnsi="Arial"/>
+                <w:sz w:val="20"/>
+                <w:szCs w:val="20"/>
+              </w:rPr>
+              <w:br/>
+              <w:t xml:space="preserve"/>
+            </w:r>
+            <w:r>
+              <w:rPr>
+                <w:rFonts w:ascii="Arial" w:cs="Arial" w:eastAsia="Arial" w:hAnsi="Arial"/>
+                <w:b w:val="false"/>
+                <w:bCs w:val="false"/>
+                <w:i w:val="false"/>
+                <w:iCs w:val="false"/>
+                <w:color w:val="000000"/>
+                <w:sz w:val="20"/>
+                <w:szCs w:val="20"/>
+              </w:rPr>
+              <w:t xml:space="preserve">    • Augmented assignment operators</w:t>
+            </w:r>
+            <w:r>
+              <w:rPr>
+                <w:rFonts w:ascii="Arial" w:cs="Arial" w:eastAsia="Arial" w:hAnsi="Arial"/>
+                <w:sz w:val="20"/>
+                <w:szCs w:val="20"/>
+              </w:rPr>
+              <w:br/>
+              <w:t xml:space="preserve"/>
+            </w:r>
+            <w:r>
+              <w:rPr>
+                <w:rFonts w:ascii="Arial" w:cs="Arial" w:eastAsia="Arial" w:hAnsi="Arial"/>
+                <w:b w:val="false"/>
+                <w:bCs w:val="false"/>
+                <w:i w:val="false"/>
+                <w:iCs w:val="false"/>
+                <w:color w:val="000000"/>
+                <w:sz w:val="20"/>
+                <w:szCs w:val="20"/>
+              </w:rPr>
+              <w:t xml:space="preserve">    • F-string formatting with alignment and decimals</w:t>
+            </w:r>
+            <w:r>
+              <w:rPr>
+                <w:rFonts w:ascii="Arial" w:cs="Arial" w:eastAsia="Arial" w:hAnsi="Arial"/>
+                <w:sz w:val="20"/>
+                <w:szCs w:val="20"/>
+              </w:rPr>
+              <w:br/>
+              <w:t xml:space="preserve"/>
+            </w:r>
+            <w:r>
+              <w:rPr>
+                <w:rFonts w:ascii="Arial" w:cs="Arial" w:eastAsia="Arial" w:hAnsi="Arial"/>
+                <w:b w:val="false"/>
+                <w:bCs w:val="false"/>
+                <w:i w:val="false"/>
+                <w:iCs w:val="false"/>
+                <w:color w:val="000000"/>
+                <w:sz w:val="20"/>
+                <w:szCs w:val="20"/>
+              </w:rPr>
+              <w:t xml:space="preserve">    • Building programs that real people could use</w:t>
+            </w:r>
+            <w:r>
+              <w:rPr>
+                <w:rFonts w:ascii="Arial" w:cs="Arial" w:eastAsia="Arial" w:hAnsi="Arial"/>
+                <w:sz w:val="20"/>
+                <w:szCs w:val="20"/>
+              </w:rPr>
+              <w:br/>
+              <w:t xml:space="preserve"/>
+            </w:r>
+            <w:r>
+              <w:rPr>
+                <w:rFonts w:ascii="Arial" w:cs="Arial" w:eastAsia="Arial" w:hAnsi="Arial"/>
+                <w:sz w:val="20"/>
+                <w:szCs w:val="20"/>
+              </w:rPr>
+              <w:br/>
+              <w:t xml:space="preserve"/>
+            </w:r>
+            <w:r>
+              <w:rPr>
+                <w:rFonts w:ascii="Arial" w:cs="Arial" w:eastAsia="Arial" w:hAnsi="Arial"/>
+                <w:b/>
+                <w:bCs/>
+                <w:i/>
+                <w:iCs/>
+                <w:color w:val="555555"/>
+                <w:sz w:val="20"/>
+                <w:szCs w:val="20"/>
+              </w:rPr>
+              <w:t xml:space="preserve">→ Live Demo — </w:t>
+            </w:r>
+            <w:r>
+              <w:rPr>
+                <w:rFonts w:ascii="Arial" w:cs="Arial" w:eastAsia="Arial" w:hAnsi="Arial"/>
+                <w:b w:val="false"/>
+                <w:bCs w:val="false"/>
+                <w:i/>
+                <w:iCs/>
+                <w:color w:val="555555"/>
+                <w:sz w:val="20"/>
+                <w:szCs w:val="20"/>
+              </w:rPr>
+              <w:t xml:space="preserve">type examples as students follow along in their own editor.</w:t>
+            </w:r>
+            <w:r>
+              <w:rPr>
+                <w:rFonts w:ascii="Arial" w:cs="Arial" w:eastAsia="Arial" w:hAnsi="Arial"/>
+                <w:sz w:val="20"/>
+                <w:szCs w:val="20"/>
+              </w:rPr>
+              <w:br/>
+              <w:t xml:space="preserve"/>
+            </w:r>
+            <w:r>
+              <w:rPr>
+                <w:rFonts w:ascii="Arial" w:cs="Arial" w:eastAsia="Arial" w:hAnsi="Arial"/>
+                <w:b/>
+                <w:bCs/>
+                <w:i/>
+                <w:iCs/>
+                <w:color w:val="555555"/>
+                <w:sz w:val="20"/>
+                <w:szCs w:val="20"/>
+              </w:rPr>
+              <w:t xml:space="preserve">→ Check for Understanding: </w:t>
+            </w:r>
+            <w:r>
+              <w:rPr>
+                <w:rFonts w:ascii="Arial" w:cs="Arial" w:eastAsia="Arial" w:hAnsi="Arial"/>
+                <w:b w:val="false"/>
+                <w:bCs w:val="false"/>
+                <w:i/>
+                <w:iCs/>
+                <w:color w:val="555555"/>
+                <w:sz w:val="20"/>
+                <w:szCs w:val="20"/>
+              </w:rPr>
+              <w:t xml:space="preserve">pause and cold-call: “Can someone explain what we just did in their own words?”</w:t>
             </w:r>
           </w:p>
         </w:tc>
@@ -377,9 +845,9 @@
               <w:right w:val="single" w:color="CCCCCC" w:sz="1"/>
             </w:tcBorders>
             <w:tcMar>
-              <w:top w:type="dxa" w:w="60"/>
+              <w:top w:type="dxa" w:w="80"/>
               <w:left w:type="dxa" w:w="120"/>
-              <w:bottom w:type="dxa" w:w="60"/>
+              <w:bottom w:type="dxa" w:w="80"/>
               <w:right w:type="dxa" w:w="120"/>
             </w:tcMar>
           </w:tcPr>
@@ -406,20 +874,90 @@
               <w:right w:val="single" w:color="CCCCCC" w:sz="1"/>
             </w:tcBorders>
             <w:tcMar>
-              <w:top w:type="dxa" w:w="60"/>
+              <w:top w:type="dxa" w:w="80"/>
               <w:left w:type="dxa" w:w="120"/>
-              <w:bottom w:type="dxa" w:w="60"/>
+              <w:bottom w:type="dxa" w:w="80"/>
               <w:right w:type="dxa" w:w="120"/>
             </w:tcMar>
           </w:tcPr>
           <w:p>
-            <w:r>
-              <w:rPr>
-                <w:rFonts w:ascii="Arial" w:cs="Arial" w:eastAsia="Arial" w:hAnsi="Arial"/>
-                <w:sz w:val="20"/>
-                <w:szCs w:val="20"/>
+            <w:pPr>
+              <w:spacing w:after="80" w:before="80"/>
+            </w:pPr>
+            <w:r>
+              <w:rPr>
+                <w:rFonts w:ascii="Arial" w:cs="Arial" w:eastAsia="Arial" w:hAnsi="Arial"/>
+                <w:b/>
+                <w:bCs/>
+                <w:i w:val="false"/>
+                <w:iCs w:val="false"/>
+                <w:color w:val="000000"/>
+                <w:sz w:val="22"/>
+                <w:szCs w:val="22"/>
               </w:rPr>
               <w:t xml:space="preserve">Guided Practice</w:t>
+            </w:r>
+            <w:r>
+              <w:rPr>
+                <w:rFonts w:ascii="Arial" w:cs="Arial" w:eastAsia="Arial" w:hAnsi="Arial"/>
+                <w:sz w:val="20"/>
+                <w:szCs w:val="20"/>
+              </w:rPr>
+              <w:br/>
+              <w:t xml:space="preserve"/>
+            </w:r>
+            <w:r>
+              <w:rPr>
+                <w:rFonts w:ascii="Arial" w:cs="Arial" w:eastAsia="Arial" w:hAnsi="Arial"/>
+                <w:sz w:val="20"/>
+                <w:szCs w:val="20"/>
+              </w:rPr>
+              <w:br/>
+              <w:t xml:space="preserve"/>
+            </w:r>
+            <w:r>
+              <w:rPr>
+                <w:rFonts w:ascii="Arial" w:cs="Arial" w:eastAsia="Arial" w:hAnsi="Arial"/>
+                <w:b w:val="false"/>
+                <w:bCs w:val="false"/>
+                <w:i w:val="false"/>
+                <w:iCs w:val="false"/>
+                <w:color w:val="000000"/>
+                <w:sz w:val="20"/>
+                <w:szCs w:val="20"/>
+              </w:rPr>
+              <w:t xml:space="preserve">Create a program that:</w:t>
+            </w:r>
+            <w:r>
+              <w:rPr>
+                <w:rFonts w:ascii="Arial" w:cs="Arial" w:eastAsia="Arial" w:hAnsi="Arial"/>
+                <w:sz w:val="20"/>
+                <w:szCs w:val="20"/>
+              </w:rPr>
+              <w:br/>
+              <w:t xml:space="preserve"/>
+            </w:r>
+            <w:r>
+              <w:rPr>
+                <w:rFonts w:ascii="Arial" w:cs="Arial" w:eastAsia="Arial" w:hAnsi="Arial"/>
+                <w:sz w:val="20"/>
+                <w:szCs w:val="20"/>
+              </w:rPr>
+              <w:br/>
+              <w:t xml:space="preserve"/>
+            </w:r>
+            <w:r>
+              <w:rPr>
+                <w:rFonts w:ascii="Arial" w:cs="Arial" w:eastAsia="Arial" w:hAnsi="Arial"/>
+                <w:b w:val="false"/>
+                <w:bCs w:val="false"/>
+                <w:i/>
+                <w:iCs/>
+                <w:color w:val="555555"/>
+                <w:sz w:val="20"/>
+                <w:szCs w:val="20"/>
+              </w:rPr>
+              <w:t xml:space="preserve">→ Teacher models — students try alongside, then compare results.</w:t>
             </w:r>
           </w:p>
         </w:tc>
@@ -435,9 +973,9 @@
               <w:right w:val="single" w:color="CCCCCC" w:sz="1"/>
             </w:tcBorders>
             <w:tcMar>
-              <w:top w:type="dxa" w:w="60"/>
+              <w:top w:type="dxa" w:w="80"/>
               <w:left w:type="dxa" w:w="120"/>
-              <w:bottom w:type="dxa" w:w="60"/>
+              <w:bottom w:type="dxa" w:w="80"/>
               <w:right w:type="dxa" w:w="120"/>
             </w:tcMar>
           </w:tcPr>
@@ -450,7 +988,7 @@
                 <w:sz w:val="20"/>
                 <w:szCs w:val="20"/>
               </w:rPr>
-              <w:t xml:space="preserve">15-20 min</w:t>
+              <w:t xml:space="preserve">15–20 min</w:t>
             </w:r>
           </w:p>
         </w:tc>
@@ -464,20 +1002,164 @@
               <w:right w:val="single" w:color="CCCCCC" w:sz="1"/>
             </w:tcBorders>
             <w:tcMar>
-              <w:top w:type="dxa" w:w="60"/>
+              <w:top w:type="dxa" w:w="80"/>
               <w:left w:type="dxa" w:w="120"/>
-              <w:bottom w:type="dxa" w:w="60"/>
+              <w:bottom w:type="dxa" w:w="80"/>
               <w:right w:type="dxa" w:w="120"/>
             </w:tcMar>
           </w:tcPr>
           <w:p>
-            <w:r>
-              <w:rPr>
-                <w:rFonts w:ascii="Arial" w:cs="Arial" w:eastAsia="Arial" w:hAnsi="Arial"/>
-                <w:sz w:val="20"/>
-                <w:szCs w:val="20"/>
+            <w:pPr>
+              <w:spacing w:after="80" w:before="80"/>
+            </w:pPr>
+            <w:r>
+              <w:rPr>
+                <w:rFonts w:ascii="Arial" w:cs="Arial" w:eastAsia="Arial" w:hAnsi="Arial"/>
+                <w:b/>
+                <w:bCs/>
+                <w:i w:val="false"/>
+                <w:iCs w:val="false"/>
+                <w:color w:val="000000"/>
+                <w:sz w:val="22"/>
+                <w:szCs w:val="22"/>
               </w:rPr>
               <w:t xml:space="preserve">Independent Practice / Code Along</w:t>
+            </w:r>
+            <w:r>
+              <w:rPr>
+                <w:rFonts w:ascii="Arial" w:cs="Arial" w:eastAsia="Arial" w:hAnsi="Arial"/>
+                <w:sz w:val="20"/>
+                <w:szCs w:val="20"/>
+              </w:rPr>
+              <w:br/>
+              <w:t xml:space="preserve"/>
+            </w:r>
+            <w:r>
+              <w:rPr>
+                <w:rFonts w:ascii="Arial" w:cs="Arial" w:eastAsia="Arial" w:hAnsi="Arial"/>
+                <w:b/>
+                <w:bCs/>
+                <w:i w:val="false"/>
+                <w:iCs w:val="false"/>
+                <w:color w:val="000000"/>
+                <w:sz w:val="20"/>
+                <w:szCs w:val="20"/>
+              </w:rPr>
+              <w:t xml:space="preserve">    Beginner: </w:t>
+            </w:r>
+            <w:r>
+              <w:rPr>
+                <w:rFonts w:ascii="Arial" w:cs="Arial" w:eastAsia="Arial" w:hAnsi="Arial"/>
+                <w:b w:val="false"/>
+                <w:bCs w:val="false"/>
+                <w:i w:val="false"/>
+                <w:iCs w:val="false"/>
+                <w:color w:val="000000"/>
+                <w:sz w:val="20"/>
+                <w:szCs w:val="20"/>
+              </w:rPr>
+              <w:t xml:space="preserve">Hourly Paycheck Write a program that: - Asks for hourly rate and hours worked - Calculates gross pay - Calculates 12% tax - Calculates net p…</w:t>
+            </w:r>
+            <w:r>
+              <w:rPr>
+                <w:rFonts w:ascii="Arial" w:cs="Arial" w:eastAsia="Arial" w:hAnsi="Arial"/>
+                <w:sz w:val="20"/>
+                <w:szCs w:val="20"/>
+              </w:rPr>
+              <w:br/>
+              <w:t xml:space="preserve"/>
+            </w:r>
+            <w:r>
+              <w:rPr>
+                <w:rFonts w:ascii="Arial" w:cs="Arial" w:eastAsia="Arial" w:hAnsi="Arial"/>
+                <w:b/>
+                <w:bCs/>
+                <w:i w:val="false"/>
+                <w:iCs w:val="false"/>
+                <w:color w:val="000000"/>
+                <w:sz w:val="20"/>
+                <w:szCs w:val="20"/>
+              </w:rPr>
+              <w:t xml:space="preserve">    Intermediate: </w:t>
+            </w:r>
+            <w:r>
+              <w:rPr>
+                <w:rFonts w:ascii="Arial" w:cs="Arial" w:eastAsia="Arial" w:hAnsi="Arial"/>
+                <w:b w:val="false"/>
+                <w:bCs w:val="false"/>
+                <w:i w:val="false"/>
+                <w:iCs w:val="false"/>
+                <w:color w:val="000000"/>
+                <w:sz w:val="20"/>
+                <w:szCs w:val="20"/>
+              </w:rPr>
+              <w:t xml:space="preserve">Complete Payroll Write a program that: - Asks for name, hourly rate, hours worked - Calculates gross pay (with overtime: 1.5× rate for hours…</w:t>
+            </w:r>
+            <w:r>
+              <w:rPr>
+                <w:rFonts w:ascii="Arial" w:cs="Arial" w:eastAsia="Arial" w:hAnsi="Arial"/>
+                <w:sz w:val="20"/>
+                <w:szCs w:val="20"/>
+              </w:rPr>
+              <w:br/>
+              <w:t xml:space="preserve"/>
+            </w:r>
+            <w:r>
+              <w:rPr>
+                <w:rFonts w:ascii="Arial" w:cs="Arial" w:eastAsia="Arial" w:hAnsi="Arial"/>
+                <w:b/>
+                <w:bCs/>
+                <w:i w:val="false"/>
+                <w:iCs w:val="false"/>
+                <w:color w:val="000000"/>
+                <w:sz w:val="20"/>
+                <w:szCs w:val="20"/>
+              </w:rPr>
+              <w:t xml:space="preserve">    Challenge: </w:t>
+            </w:r>
+            <w:r>
+              <w:rPr>
+                <w:rFonts w:ascii="Arial" w:cs="Arial" w:eastAsia="Arial" w:hAnsi="Arial"/>
+                <w:b w:val="false"/>
+                <w:bCs w:val="false"/>
+                <w:i w:val="false"/>
+                <w:iCs w:val="false"/>
+                <w:color w:val="000000"/>
+                <w:sz w:val="20"/>
+                <w:szCs w:val="20"/>
+              </w:rPr>
+              <w:t xml:space="preserve">BMI Health Assessment Write a program that: - Asks for name, weight (lbs), height (inches) - Converts to metric - Calculates BMI - Categoriz…</w:t>
+            </w:r>
+            <w:r>
+              <w:rPr>
+                <w:rFonts w:ascii="Arial" w:cs="Arial" w:eastAsia="Arial" w:hAnsi="Arial"/>
+                <w:sz w:val="20"/>
+                <w:szCs w:val="20"/>
+              </w:rPr>
+              <w:br/>
+              <w:t xml:space="preserve"/>
+            </w:r>
+            <w:r>
+              <w:rPr>
+                <w:rFonts w:ascii="Arial" w:cs="Arial" w:eastAsia="Arial" w:hAnsi="Arial"/>
+                <w:sz w:val="20"/>
+                <w:szCs w:val="20"/>
+              </w:rPr>
+              <w:br/>
+              <w:t xml:space="preserve"/>
+            </w:r>
+            <w:r>
+              <w:rPr>
+                <w:rFonts w:ascii="Arial" w:cs="Arial" w:eastAsia="Arial" w:hAnsi="Arial"/>
+                <w:b w:val="false"/>
+                <w:bCs w:val="false"/>
+                <w:i/>
+                <w:iCs/>
+                <w:color w:val="555555"/>
+                <w:sz w:val="20"/>
+                <w:szCs w:val="20"/>
+              </w:rPr>
+              <w:t xml:space="preserve">→ Teacher circulates — offer hints, check for understanding.</w:t>
             </w:r>
           </w:p>
         </w:tc>
@@ -493,9 +1175,9 @@
               <w:right w:val="single" w:color="CCCCCC" w:sz="1"/>
             </w:tcBorders>
             <w:tcMar>
-              <w:top w:type="dxa" w:w="60"/>
+              <w:top w:type="dxa" w:w="80"/>
               <w:left w:type="dxa" w:w="120"/>
-              <w:bottom w:type="dxa" w:w="60"/>
+              <w:bottom w:type="dxa" w:w="80"/>
               <w:right w:type="dxa" w:w="120"/>
             </w:tcMar>
           </w:tcPr>
@@ -522,20 +1204,90 @@
               <w:right w:val="single" w:color="CCCCCC" w:sz="1"/>
             </w:tcBorders>
             <w:tcMar>
-              <w:top w:type="dxa" w:w="60"/>
+              <w:top w:type="dxa" w:w="80"/>
               <w:left w:type="dxa" w:w="120"/>
-              <w:bottom w:type="dxa" w:w="60"/>
+              <w:bottom w:type="dxa" w:w="80"/>
               <w:right w:type="dxa" w:w="120"/>
             </w:tcMar>
           </w:tcPr>
           <w:p>
-            <w:r>
-              <w:rPr>
-                <w:rFonts w:ascii="Arial" w:cs="Arial" w:eastAsia="Arial" w:hAnsi="Arial"/>
-                <w:sz w:val="20"/>
-                <w:szCs w:val="20"/>
+            <w:pPr>
+              <w:spacing w:after="80" w:before="80"/>
+            </w:pPr>
+            <w:r>
+              <w:rPr>
+                <w:rFonts w:ascii="Arial" w:cs="Arial" w:eastAsia="Arial" w:hAnsi="Arial"/>
+                <w:b/>
+                <w:bCs/>
+                <w:i w:val="false"/>
+                <w:iCs w:val="false"/>
+                <w:color w:val="000000"/>
+                <w:sz w:val="22"/>
+                <w:szCs w:val="22"/>
               </w:rPr>
               <w:t xml:space="preserve">Exit Ticket / Wrap-Up</w:t>
+            </w:r>
+            <w:r>
+              <w:rPr>
+                <w:rFonts w:ascii="Arial" w:cs="Arial" w:eastAsia="Arial" w:hAnsi="Arial"/>
+                <w:sz w:val="20"/>
+                <w:szCs w:val="20"/>
+              </w:rPr>
+              <w:br/>
+              <w:t xml:space="preserve"/>
+            </w:r>
+            <w:r>
+              <w:rPr>
+                <w:rFonts w:ascii="Arial" w:cs="Arial" w:eastAsia="Arial" w:hAnsi="Arial"/>
+                <w:sz w:val="20"/>
+                <w:szCs w:val="20"/>
+              </w:rPr>
+              <w:br/>
+              <w:t xml:space="preserve"/>
+            </w:r>
+            <w:r>
+              <w:rPr>
+                <w:rFonts w:ascii="Arial" w:cs="Arial" w:eastAsia="Arial" w:hAnsi="Arial"/>
+                <w:b w:val="false"/>
+                <w:bCs w:val="false"/>
+                <w:i w:val="false"/>
+                <w:iCs w:val="false"/>
+                <w:color w:val="000000"/>
+                <w:sz w:val="20"/>
+                <w:szCs w:val="20"/>
+              </w:rPr>
+              <w:t xml:space="preserve">Quick Check: Build complete, professional programs combining all Unit 2 concepts to solve real-world problems?</w:t>
+            </w:r>
+            <w:r>
+              <w:rPr>
+                <w:rFonts w:ascii="Arial" w:cs="Arial" w:eastAsia="Arial" w:hAnsi="Arial"/>
+                <w:sz w:val="20"/>
+                <w:szCs w:val="20"/>
+              </w:rPr>
+              <w:br/>
+              <w:t xml:space="preserve"/>
+            </w:r>
+            <w:r>
+              <w:rPr>
+                <w:rFonts w:ascii="Arial" w:cs="Arial" w:eastAsia="Arial" w:hAnsi="Arial"/>
+                <w:sz w:val="20"/>
+                <w:szCs w:val="20"/>
+              </w:rPr>
+              <w:br/>
+              <w:t xml:space="preserve"/>
+            </w:r>
+            <w:r>
+              <w:rPr>
+                <w:rFonts w:ascii="Arial" w:cs="Arial" w:eastAsia="Arial" w:hAnsi="Arial"/>
+                <w:b w:val="false"/>
+                <w:bCs w:val="false"/>
+                <w:i/>
+                <w:iCs/>
+                <w:color w:val="555555"/>
+                <w:sz w:val="20"/>
+                <w:szCs w:val="20"/>
+              </w:rPr>
+              <w:t xml:space="preserve">→ 3–2–1: Name 3 things learned, 2 new vocab words, 1 question you still have.</w:t>
             </w:r>
           </w:p>
         </w:tc>
@@ -777,19 +1529,6 @@
                 <w:sz w:val="18"/>
                 <w:szCs w:val="18"/>
               </w:rPr>
-              <w:t xml:space="preserve"># Example 1: Simple payroll</w:t>
-            </w:r>
-          </w:p>
-          <w:p>
-            <w:pPr>
-              <w:spacing w:after="20"/>
-            </w:pPr>
-            <w:r>
-              <w:rPr>
-                <w:rFonts w:ascii="Courier New" w:cs="Courier New" w:eastAsia="Courier New" w:hAnsi="Courier New"/>
-                <w:sz w:val="18"/>
-                <w:szCs w:val="18"/>
-              </w:rPr>
               <w:t xml:space="preserve">hours = float(input("Hours worked: "))</w:t>
             </w:r>
           </w:p>
@@ -907,7 +1646,7 @@
                 <w:sz w:val="18"/>
                 <w:szCs w:val="18"/>
               </w:rPr>
-              <w:t xml:space="preserve"># Example 2: BMI calculation</w:t>
+              <w:t xml:space="preserve"> </w:t>
             </w:r>
           </w:p>
           <w:p>
@@ -1223,19 +1962,6 @@
                 <w:sz w:val="18"/>
                 <w:szCs w:val="18"/>
               </w:rPr>
-              <w:t xml:space="preserve"># Problem 1 Example</w:t>
-            </w:r>
-          </w:p>
-          <w:p>
-            <w:pPr>
-              <w:spacing w:after="20"/>
-            </w:pPr>
-            <w:r>
-              <w:rPr>
-                <w:rFonts w:ascii="Courier New" w:cs="Courier New" w:eastAsia="Courier New" w:hAnsi="Courier New"/>
-                <w:sz w:val="18"/>
-                <w:szCs w:val="18"/>
-              </w:rPr>
               <w:t xml:space="preserve">hourly_rate = float(input("Hourly rate: $"))</w:t>
             </w:r>
           </w:p>
@@ -1353,7 +2079,7 @@
                 <w:sz w:val="18"/>
                 <w:szCs w:val="18"/>
               </w:rPr>
-              <w:t xml:space="preserve"># Problem 2 Example</w:t>
+              <w:t xml:space="preserve"> </w:t>
             </w:r>
           </w:p>
           <w:p>
@@ -1704,7 +2430,7 @@
                 <w:sz w:val="18"/>
                 <w:szCs w:val="18"/>
               </w:rPr>
-              <w:t xml:space="preserve"># Problem 3 Example</w:t>
+              <w:t xml:space="preserve"> </w:t>
             </w:r>
           </w:p>
           <w:p>

--- a/Coding 1 - year/Unit 2 - Variables, Data Types & Expressions/Daily Lesson Plans/Word/Day 35.docx
+++ b/Coding 1 - year/Unit 2 - Variables, Data Types & Expressions/Daily Lesson Plans/Word/Day 35.docx
@@ -380,7 +380,7 @@
                 <w:sz w:val="20"/>
                 <w:szCs w:val="20"/>
               </w:rPr>
-              <w:t xml:space="preserve">    What do you already know about how to build complete, professional programs combining all Unit 2 concepts to solve real-world problems?</w:t>
+              <w:t xml:space="preserve">    If you were going to build complete, professional programs combining all Unit 2 concepts to solve real-world problems, what pieces or steps would you need? Brainstorm a quick list.</w:t>
             </w:r>
             <w:r>
               <w:rPr>
@@ -411,7 +411,7 @@
                 <w:sz w:val="20"/>
                 <w:szCs w:val="20"/>
               </w:rPr>
-              <w:t xml:space="preserve">Today's Goal: By the end of class you will be able to build complete, professional programs combining all Unit 2 concepts to solve real-world problems.</w:t>
+              <w:t xml:space="preserve">Today’s Goal: By the end of class you will be able to build complete, professional programs combining all Unit 2 concepts to solve real-world problems.</w:t>
             </w:r>
             <w:r>
               <w:rPr>
@@ -1256,7 +1256,7 @@
                 <w:sz w:val="20"/>
                 <w:szCs w:val="20"/>
               </w:rPr>
-              <w:t xml:space="preserve">Quick Check: Build complete, professional programs combining all Unit 2 concepts to solve real-world problems?</w:t>
+              <w:t xml:space="preserve">What are the 2-3 most important steps when you build complete, professional programs combining all Unit 2 concepts to solve real-world problems? What could go wrong if you skip one?</w:t>
             </w:r>
             <w:r>
               <w:rPr>
